--- a/невирусбаблес/23НФПО Кириллов, Веденяпин, Мосман/Базы данных/Практическая работа №2 БД Кириллов.docx
+++ b/невирусбаблес/23НФПО Кириллов, Веденяпин, Мосман/Базы данных/Практическая работа №2 БД Кириллов.docx
@@ -368,29 +368,7 @@
                 <w:sz w:val="24"/>
                 <w:szCs w:val="24"/>
               </w:rPr>
-              <w:t>(</w:t>
-            </w:r>
-            <w:proofErr w:type="spellStart"/>
-            <w:r>
-              <w:rPr>
-                <w:rFonts w:ascii="Times New Roman" w:eastAsia="Times New Roman" w:hAnsi="Times New Roman" w:cs="Times New Roman"/>
-                <w:b/>
-                <w:color w:val="000000"/>
-                <w:sz w:val="24"/>
-                <w:szCs w:val="24"/>
-              </w:rPr>
-              <w:t>НлФ</w:t>
-            </w:r>
-            <w:proofErr w:type="spellEnd"/>
-            <w:r>
-              <w:rPr>
-                <w:rFonts w:ascii="Times New Roman" w:eastAsia="Times New Roman" w:hAnsi="Times New Roman" w:cs="Times New Roman"/>
-                <w:b/>
-                <w:color w:val="000000"/>
-                <w:sz w:val="24"/>
-                <w:szCs w:val="24"/>
-              </w:rPr>
-              <w:t xml:space="preserve"> ФГБОУ ВО «ПГУ»)</w:t>
+              <w:t>(НлФ ФГБОУ ВО «ПГУ»)</w:t>
             </w:r>
           </w:p>
         </w:tc>
@@ -607,7 +585,6 @@
           <w:listItem w:displayText="Реферат" w:value="Реферат"/>
         </w:comboBox>
       </w:sdtPr>
-      <w:sdtEndPr/>
       <w:sdtContent>
         <w:p>
           <w:pPr>
@@ -714,7 +691,6 @@
             <w:docPart w:val="DefaultPlaceholder_-1854013440"/>
           </w:placeholder>
         </w:sdtPr>
-        <w:sdtEndPr/>
         <w:sdtContent>
           <w:r>
             <w:rPr>
@@ -791,7 +767,6 @@
             <w:docPart w:val="DefaultPlaceholder_-1854013440"/>
           </w:placeholder>
         </w:sdtPr>
-        <w:sdtEndPr/>
         <w:sdtContent>
           <w:r>
             <w:rPr>
@@ -925,7 +900,7 @@
           <w:szCs w:val="28"/>
           <w:lang w:eastAsia="ru-RU"/>
         </w:rPr>
-        <w:t>Выполнили:</w:t>
+        <w:t>Выполнил:</w:t>
       </w:r>
     </w:p>
     <w:p>
@@ -964,7 +939,6 @@
             <w:docPart w:val="9CBCB1204578432EAFDCDC0F9F64584B"/>
           </w:placeholder>
         </w:sdtPr>
-        <w:sdtEndPr/>
         <w:sdtContent>
           <w:r>
             <w:rPr>
@@ -1063,7 +1037,6 @@
           <w:docPart w:val="9CBCB1204578432EAFDCDC0F9F64584B"/>
         </w:placeholder>
       </w:sdtPr>
-      <w:sdtEndPr/>
       <w:sdtContent>
         <w:p>
           <w:pPr>
@@ -1469,6 +1442,7 @@
       <w:r>
         <w:rPr>
           <w:rFonts w:ascii="Times New Roman" w:hAnsi="Times New Roman" w:cs="Times New Roman"/>
+          <w:noProof/>
           <w:sz w:val="28"/>
           <w:szCs w:val="28"/>
           <w:lang w:val="en-US"/>
@@ -3322,6 +3296,7 @@
   <w:style w:type="character" w:default="1" w:styleId="a0">
     <w:name w:val="Default Paragraph Font"/>
     <w:uiPriority w:val="1"/>
+    <w:semiHidden/>
     <w:unhideWhenUsed/>
   </w:style>
   <w:style w:type="table" w:default="1" w:styleId="a1">
@@ -15284,6 +15259,7 @@
     <w:rsid w:val="00425F40"/>
     <w:rsid w:val="005642F4"/>
     <w:rsid w:val="00612868"/>
+    <w:rsid w:val="007243D0"/>
     <w:rsid w:val="00763B0D"/>
     <w:rsid w:val="007F5916"/>
     <w:rsid w:val="009B0DA9"/>
